--- a/book/v2/isbn/4_요약.docx
+++ b/book/v2/isbn/4_요약.docx
@@ -31,7 +31,7 @@
           <w:b w:val="false"/>
           <w:bCs w:val="false"/>
         </w:rPr>
-        <w:t xml:space="preserve">지은이: 이형근 · 정인호  |  발행처: 에이에스씨  |  판형: 신국판(152×225mm), 210쪽</w:t>
+        <w:t xml:space="preserve">지은이: 이형근 · 정인호 · 송무준  |  발행처: 에이에스씨  |  판형: 신국판(152×225mm), 214쪽</w:t>
       </w:r>
     </w:p>
     <w:p>

--- a/book/v2/isbn/4_요약.docx
+++ b/book/v2/isbn/4_요약.docx
@@ -31,7 +31,7 @@
           <w:b w:val="false"/>
           <w:bCs w:val="false"/>
         </w:rPr>
-        <w:t xml:space="preserve">지은이: 이형근 · 정인호 · 송무준  |  발행처: 에이에스씨  |  판형: 신국판(152×225mm), 214쪽</w:t>
+        <w:t xml:space="preserve">지은이: 이형근 · 정인호 · 송무준  |  발행처: 에이에스씨  |  판형: 신국판(152×225mm), 216쪽</w:t>
       </w:r>
     </w:p>
     <w:p>
@@ -51,7 +51,7 @@
           <w:b w:val="false"/>
           <w:bCs w:val="false"/>
         </w:rPr>
-        <w:t xml:space="preserve">1부는 3정5S·눈으로 보는 관리·DMAIC를 데이터 방법론으로 번역한 컨설팅 방법론, 2부는 Odoo 모듈별 경영컨설팅과 4대 지능화(수요예측 영업·재고 최적화·설비예지·지식센터), 3부는 경영 사각지대를 발굴해 실행으로 잇는 JEDAIX 온톨로지와 성공사례·첫 90일 로드맵이다. AI가 기업을 대체하지 않는다 — 서드브레인을 가진 기업이 대체한다.</w:t>
+        <w:t xml:space="preserve">1부는 3정5S·눈으로 보는 관리·DMAIC를 데이터 방법론으로 번역한 컨설팅 방법론, 2부는 Odoo 모듈별 경영컨설팅과 4대 지능화(수요예측 영업·재고 최적화·설비예지·지식센터), 3부는 경영 사각지대를 발굴해 실행으로 잇는 온톨로지-지식그래프와 성공사례·첫 90일 로드맵이다. AI가 기업을 대체하지 않는다 — 서드브레인을 가진 기업이 대체한다.</w:t>
       </w:r>
     </w:p>
     <w:p>
@@ -66,7 +66,7 @@
           <w:sz w:val="18"/>
           <w:szCs w:val="18"/>
         </w:rPr>
-        <w:t xml:space="preserve">(공백 포함 197자)</w:t>
+        <w:t xml:space="preserve">(공백 포함 196자)</w:t>
       </w:r>
     </w:p>
     <w:sectPr>

--- a/book/v2/isbn/4_요약.docx
+++ b/book/v2/isbn/4_요약.docx
@@ -31,7 +31,7 @@
           <w:b w:val="false"/>
           <w:bCs w:val="false"/>
         </w:rPr>
-        <w:t xml:space="preserve">지은이: 이형근 · 정인호 · 송무준  |  발행처: 에이에스씨  |  판형: 신국판(152×225mm), 216쪽</w:t>
+        <w:t xml:space="preserve">지은이: 이형근 · 정인호 · 송무준  |  발행처: 에이에스씨  |  판형: 신국판(152×225mm), 210쪽</w:t>
       </w:r>
     </w:p>
     <w:p>
